--- a/tests/fixtures/docx/long_document.docx
+++ b/tests/fixtures/docx/long_document.docx
@@ -4,288 +4,110 @@
   <w:body>
     <w:p>
       <w:pPr>
-        <w:pStyle w:val="Title"/>
+        <w:pStyle w:val="Heading1"/>
       </w:pPr>
       <w:r>
-        <w:t>Unicode Test Document</w:t>
+        <w:t>Long Document Test</w:t>
       </w:r>
     </w:p>
     <w:p>
       <w:r>
-        <w:t>Testing accented characters: café, naïve, résumé, Björk, über</w:t>
+        <w:t>Paragraph 1: This is sample content for long document testing purposes.</w:t>
       </w:r>
     </w:p>
     <w:p>
       <w:r>
-        <w:t>Testing CJK: 你好世界 こんにちは こんにちは</w:t>
+        <w:t>Paragraph 2: This is sample content for long document testing purposes.</w:t>
       </w:r>
     </w:p>
     <w:p>
       <w:r>
-        <w:t>Testing Arabic: مرحبا بالعالم</w:t>
+        <w:t>Paragraph 3: This is sample content for long document testing purposes.</w:t>
       </w:r>
     </w:p>
     <w:p>
       <w:r>
-        <w:t>Testing Emoji: 🎉🚀✨</w:t>
-      </w:r>
-    </w:p>
-    <w:p>
-      <w:pPr>
-        <w:pStyle w:val="Heading1"/>
-      </w:pPr>
-      <w:r>
-        <w:t>Very Long Document Section</w:t>
+        <w:t>Paragraph 4: This is sample content for long document testing purposes.</w:t>
       </w:r>
     </w:p>
     <w:p>
       <w:r>
-        <w:t>Paragraph 1: Lorem ipsum dolor sit amet, consectetur adipiscing elit. Sed do eiusmod tempor incididunt ut labore et dolore magna aliqua.</w:t>
+        <w:t>Paragraph 5: This is sample content for long document testing purposes.</w:t>
       </w:r>
     </w:p>
     <w:p>
       <w:r>
-        <w:t>Paragraph 2: Lorem ipsum dolor sit amet, consectetur adipiscing elit. Sed do eiusmod tempor incididunt ut labore et dolore magna aliqua.</w:t>
+        <w:t>Paragraph 6: This is sample content for long document testing purposes.</w:t>
       </w:r>
     </w:p>
     <w:p>
       <w:r>
-        <w:t>Paragraph 3: Lorem ipsum dolor sit amet, consectetur adipiscing elit. Sed do eiusmod tempor incididunt ut labore et dolore magna aliqua.</w:t>
+        <w:t>Paragraph 7: This is sample content for long document testing purposes.</w:t>
       </w:r>
     </w:p>
     <w:p>
       <w:r>
-        <w:t>Paragraph 4: Lorem ipsum dolor sit amet, consectetur adipiscing elit. Sed do eiusmod tempor incididunt ut labore et dolore magna aliqua.</w:t>
+        <w:t>Paragraph 8: This is sample content for long document testing purposes.</w:t>
       </w:r>
     </w:p>
     <w:p>
       <w:r>
-        <w:t>Paragraph 5: Lorem ipsum dolor sit amet, consectetur adipiscing elit. Sed do eiusmod tempor incididunt ut labore et dolore magna aliqua.</w:t>
+        <w:t>Paragraph 9: This is sample content for long document testing purposes.</w:t>
       </w:r>
     </w:p>
     <w:p>
       <w:r>
-        <w:t>Paragraph 6: Lorem ipsum dolor sit amet, consectetur adipiscing elit. Sed do eiusmod tempor incididunt ut labore et dolore magna aliqua.</w:t>
+        <w:t>Paragraph 10: This is sample content for long document testing purposes.</w:t>
       </w:r>
     </w:p>
     <w:p>
       <w:r>
-        <w:t>Paragraph 7: Lorem ipsum dolor sit amet, consectetur adipiscing elit. Sed do eiusmod tempor incididunt ut labore et dolore magna aliqua.</w:t>
+        <w:t>Paragraph 11: This is sample content for long document testing purposes.</w:t>
       </w:r>
     </w:p>
     <w:p>
       <w:r>
-        <w:t>Paragraph 8: Lorem ipsum dolor sit amet, consectetur adipiscing elit. Sed do eiusmod tempor incididunt ut labore et dolore magna aliqua.</w:t>
+        <w:t>Paragraph 12: This is sample content for long document testing purposes.</w:t>
       </w:r>
     </w:p>
     <w:p>
       <w:r>
-        <w:t>Paragraph 9: Lorem ipsum dolor sit amet, consectetur adipiscing elit. Sed do eiusmod tempor incididunt ut labore et dolore magna aliqua.</w:t>
+        <w:t>Paragraph 13: This is sample content for long document testing purposes.</w:t>
       </w:r>
     </w:p>
     <w:p>
       <w:r>
-        <w:t>Paragraph 10: Lorem ipsum dolor sit amet, consectetur adipiscing elit. Sed do eiusmod tempor incididunt ut labore et dolore magna aliqua.</w:t>
+        <w:t>Paragraph 14: This is sample content for long document testing purposes.</w:t>
       </w:r>
     </w:p>
     <w:p>
       <w:r>
-        <w:t>Paragraph 11: Lorem ipsum dolor sit amet, consectetur adipiscing elit. Sed do eiusmod tempor incididunt ut labore et dolore magna aliqua.</w:t>
+        <w:t>Paragraph 15: This is sample content for long document testing purposes.</w:t>
       </w:r>
     </w:p>
     <w:p>
       <w:r>
-        <w:t>Paragraph 12: Lorem ipsum dolor sit amet, consectetur adipiscing elit. Sed do eiusmod tempor incididunt ut labore et dolore magna aliqua.</w:t>
+        <w:t>Paragraph 16: This is sample content for long document testing purposes.</w:t>
       </w:r>
     </w:p>
     <w:p>
       <w:r>
-        <w:t>Paragraph 13: Lorem ipsum dolor sit amet, consectetur adipiscing elit. Sed do eiusmod tempor incididunt ut labore et dolore magna aliqua.</w:t>
+        <w:t>Paragraph 17: This is sample content for long document testing purposes.</w:t>
       </w:r>
     </w:p>
     <w:p>
       <w:r>
-        <w:t>Paragraph 14: Lorem ipsum dolor sit amet, consectetur adipiscing elit. Sed do eiusmod tempor incididunt ut labore et dolore magna aliqua.</w:t>
+        <w:t>Paragraph 18: This is sample content for long document testing purposes.</w:t>
       </w:r>
     </w:p>
     <w:p>
       <w:r>
-        <w:t>Paragraph 15: Lorem ipsum dolor sit amet, consectetur adipiscing elit. Sed do eiusmod tempor incididunt ut labore et dolore magna aliqua.</w:t>
+        <w:t>Paragraph 19: This is sample content for long document testing purposes.</w:t>
       </w:r>
     </w:p>
     <w:p>
       <w:r>
-        <w:t>Paragraph 16: Lorem ipsum dolor sit amet, consectetur adipiscing elit. Sed do eiusmod tempor incididunt ut labore et dolore magna aliqua.</w:t>
-      </w:r>
-    </w:p>
-    <w:p>
-      <w:r>
-        <w:t>Paragraph 17: Lorem ipsum dolor sit amet, consectetur adipiscing elit. Sed do eiusmod tempor incididunt ut labore et dolore magna aliqua.</w:t>
-      </w:r>
-    </w:p>
-    <w:p>
-      <w:r>
-        <w:t>Paragraph 18: Lorem ipsum dolor sit amet, consectetur adipiscing elit. Sed do eiusmod tempor incididunt ut labore et dolore magna aliqua.</w:t>
-      </w:r>
-    </w:p>
-    <w:p>
-      <w:r>
-        <w:t>Paragraph 19: Lorem ipsum dolor sit amet, consectetur adipiscing elit. Sed do eiusmod tempor incididunt ut labore et dolore magna aliqua.</w:t>
-      </w:r>
-    </w:p>
-    <w:p>
-      <w:r>
-        <w:t>Paragraph 20: Lorem ipsum dolor sit amet, consectetur adipiscing elit. Sed do eiusmod tempor incididunt ut labore et dolore magna aliqua.</w:t>
-      </w:r>
-    </w:p>
-    <w:p>
-      <w:r>
-        <w:t>Paragraph 21: Lorem ipsum dolor sit amet, consectetur adipiscing elit. Sed do eiusmod tempor incididunt ut labore et dolore magna aliqua.</w:t>
-      </w:r>
-    </w:p>
-    <w:p>
-      <w:r>
-        <w:t>Paragraph 22: Lorem ipsum dolor sit amet, consectetur adipiscing elit. Sed do eiusmod tempor incididunt ut labore et dolore magna aliqua.</w:t>
-      </w:r>
-    </w:p>
-    <w:p>
-      <w:r>
-        <w:t>Paragraph 23: Lorem ipsum dolor sit amet, consectetur adipiscing elit. Sed do eiusmod tempor incididunt ut labore et dolore magna aliqua.</w:t>
-      </w:r>
-    </w:p>
-    <w:p>
-      <w:r>
-        <w:t>Paragraph 24: Lorem ipsum dolor sit amet, consectetur adipiscing elit. Sed do eiusmod tempor incididunt ut labore et dolore magna aliqua.</w:t>
-      </w:r>
-    </w:p>
-    <w:p>
-      <w:r>
-        <w:t>Paragraph 25: Lorem ipsum dolor sit amet, consectetur adipiscing elit. Sed do eiusmod tempor incididunt ut labore et dolore magna aliqua.</w:t>
-      </w:r>
-    </w:p>
-    <w:p>
-      <w:r>
-        <w:t>Paragraph 26: Lorem ipsum dolor sit amet, consectetur adipiscing elit. Sed do eiusmod tempor incididunt ut labore et dolore magna aliqua.</w:t>
-      </w:r>
-    </w:p>
-    <w:p>
-      <w:r>
-        <w:t>Paragraph 27: Lorem ipsum dolor sit amet, consectetur adipiscing elit. Sed do eiusmod tempor incididunt ut labore et dolore magna aliqua.</w:t>
-      </w:r>
-    </w:p>
-    <w:p>
-      <w:r>
-        <w:t>Paragraph 28: Lorem ipsum dolor sit amet, consectetur adipiscing elit. Sed do eiusmod tempor incididunt ut labore et dolore magna aliqua.</w:t>
-      </w:r>
-    </w:p>
-    <w:p>
-      <w:r>
-        <w:t>Paragraph 29: Lorem ipsum dolor sit amet, consectetur adipiscing elit. Sed do eiusmod tempor incididunt ut labore et dolore magna aliqua.</w:t>
-      </w:r>
-    </w:p>
-    <w:p>
-      <w:r>
-        <w:t>Paragraph 30: Lorem ipsum dolor sit amet, consectetur adipiscing elit. Sed do eiusmod tempor incididunt ut labore et dolore magna aliqua.</w:t>
-      </w:r>
-    </w:p>
-    <w:p>
-      <w:r>
-        <w:t>Paragraph 31: Lorem ipsum dolor sit amet, consectetur adipiscing elit. Sed do eiusmod tempor incididunt ut labore et dolore magna aliqua.</w:t>
-      </w:r>
-    </w:p>
-    <w:p>
-      <w:r>
-        <w:t>Paragraph 32: Lorem ipsum dolor sit amet, consectetur adipiscing elit. Sed do eiusmod tempor incididunt ut labore et dolore magna aliqua.</w:t>
-      </w:r>
-    </w:p>
-    <w:p>
-      <w:r>
-        <w:t>Paragraph 33: Lorem ipsum dolor sit amet, consectetur adipiscing elit. Sed do eiusmod tempor incididunt ut labore et dolore magna aliqua.</w:t>
-      </w:r>
-    </w:p>
-    <w:p>
-      <w:r>
-        <w:t>Paragraph 34: Lorem ipsum dolor sit amet, consectetur adipiscing elit. Sed do eiusmod tempor incididunt ut labore et dolore magna aliqua.</w:t>
-      </w:r>
-    </w:p>
-    <w:p>
-      <w:r>
-        <w:t>Paragraph 35: Lorem ipsum dolor sit amet, consectetur adipiscing elit. Sed do eiusmod tempor incididunt ut labore et dolore magna aliqua.</w:t>
-      </w:r>
-    </w:p>
-    <w:p>
-      <w:r>
-        <w:t>Paragraph 36: Lorem ipsum dolor sit amet, consectetur adipiscing elit. Sed do eiusmod tempor incididunt ut labore et dolore magna aliqua.</w:t>
-      </w:r>
-    </w:p>
-    <w:p>
-      <w:r>
-        <w:t>Paragraph 37: Lorem ipsum dolor sit amet, consectetur adipiscing elit. Sed do eiusmod tempor incididunt ut labore et dolore magna aliqua.</w:t>
-      </w:r>
-    </w:p>
-    <w:p>
-      <w:r>
-        <w:t>Paragraph 38: Lorem ipsum dolor sit amet, consectetur adipiscing elit. Sed do eiusmod tempor incididunt ut labore et dolore magna aliqua.</w:t>
-      </w:r>
-    </w:p>
-    <w:p>
-      <w:r>
-        <w:t>Paragraph 39: Lorem ipsum dolor sit amet, consectetur adipiscing elit. Sed do eiusmod tempor incididunt ut labore et dolore magna aliqua.</w:t>
-      </w:r>
-    </w:p>
-    <w:p>
-      <w:r>
-        <w:t>Paragraph 40: Lorem ipsum dolor sit amet, consectetur adipiscing elit. Sed do eiusmod tempor incididunt ut labore et dolore magna aliqua.</w:t>
-      </w:r>
-    </w:p>
-    <w:p>
-      <w:r>
-        <w:t>Paragraph 41: Lorem ipsum dolor sit amet, consectetur adipiscing elit. Sed do eiusmod tempor incididunt ut labore et dolore magna aliqua.</w:t>
-      </w:r>
-    </w:p>
-    <w:p>
-      <w:r>
-        <w:t>Paragraph 42: Lorem ipsum dolor sit amet, consectetur adipiscing elit. Sed do eiusmod tempor incididunt ut labore et dolore magna aliqua.</w:t>
-      </w:r>
-    </w:p>
-    <w:p>
-      <w:r>
-        <w:t>Paragraph 43: Lorem ipsum dolor sit amet, consectetur adipiscing elit. Sed do eiusmod tempor incididunt ut labore et dolore magna aliqua.</w:t>
-      </w:r>
-    </w:p>
-    <w:p>
-      <w:r>
-        <w:t>Paragraph 44: Lorem ipsum dolor sit amet, consectetur adipiscing elit. Sed do eiusmod tempor incididunt ut labore et dolore magna aliqua.</w:t>
-      </w:r>
-    </w:p>
-    <w:p>
-      <w:r>
-        <w:t>Paragraph 45: Lorem ipsum dolor sit amet, consectetur adipiscing elit. Sed do eiusmod tempor incididunt ut labore et dolore magna aliqua.</w:t>
-      </w:r>
-    </w:p>
-    <w:p>
-      <w:r>
-        <w:t>Paragraph 46: Lorem ipsum dolor sit amet, consectetur adipiscing elit. Sed do eiusmod tempor incididunt ut labore et dolore magna aliqua.</w:t>
-      </w:r>
-    </w:p>
-    <w:p>
-      <w:r>
-        <w:t>Paragraph 47: Lorem ipsum dolor sit amet, consectetur adipiscing elit. Sed do eiusmod tempor incididunt ut labore et dolore magna aliqua.</w:t>
-      </w:r>
-    </w:p>
-    <w:p>
-      <w:r>
-        <w:t>Paragraph 48: Lorem ipsum dolor sit amet, consectetur adipiscing elit. Sed do eiusmod tempor incididunt ut labore et dolore magna aliqua.</w:t>
-      </w:r>
-    </w:p>
-    <w:p>
-      <w:r>
-        <w:t>Paragraph 49: Lorem ipsum dolor sit amet, consectetur adipiscing elit. Sed do eiusmod tempor incididunt ut labore et dolore magna aliqua.</w:t>
-      </w:r>
-    </w:p>
-    <w:p>
-      <w:r>
-        <w:t>Paragraph 50: Lorem ipsum dolor sit amet, consectetur adipiscing elit. Sed do eiusmod tempor incididunt ut labore et dolore magna aliqua.</w:t>
+        <w:t>Paragraph 20: This is sample content for long document testing purposes.</w:t>
       </w:r>
     </w:p>
     <w:sectPr>
